--- a/courts/fourth-circuit/west-virginia/state/intermediate-court-of-appeals/reply-brief/usage/OUTPUT-reply-brief.docx
+++ b/courts/fourth-circuit/west-virginia/state/intermediate-court-of-appeals/reply-brief/usage/OUTPUT-reply-brief.docx
@@ -3747,7 +3747,7 @@
         <w:tab/>
       </w:r>
       <w:r>
-        <w:t xml:space="preserve">4, 5, 6, 7</w:t>
+        <w:t xml:space="preserve">5, 6, 7</w:t>
       </w:r>
     </w:p>
     <w:p>
@@ -5219,7 +5219,7 @@
         <w:pStyle w:val="BodyText"/>
       </w:pPr>
       <w:r>
-        <w:t xml:space="preserve">Moreover, Respondent’s request to ignore the cases cited by Petitioners should be disregarded. (Respondent Br. at 11 ). Since the law on interpreting deeds has never changed, all the cases cited by Petitioners are proper guidance for the Court when analyzing the Severin Deed, as well as confirmation that the language of the Severin Deed is in fact plain and clear. Petitioners’ cases about grants and reservations of a “one sixteenth” interest prove and confirm that West Virginia Courts have consistently held that the general and ordinary meaning of one-sixteenth is onesixteenth.</w:t>
+        <w:t xml:space="preserve">Moreover, Respondent’s request to ignore the cases cited by Petitioners should be disregarded. (Respondent Br. at 11 ⁠). Since the law on interpreting deeds has never changed, all the cases cited by Petitioners are proper guidance for the Court when analyzing the Severin Deed, as well as confirmation that the language of the Severin Deed is in fact plain and clear. Petitioners’ cases about grants and reservations of a “one sixteenth” interest prove and confirm that West Virginia Courts have consistently held that the general and ordinary meaning of one-sixteenth is onesixteenth.</w:t>
       </w:r>
     </w:p>
     <w:p>
@@ -5293,13 +5293,7 @@
         <w:t xml:space="preserve"> </w:t>
       </w:r>
       <w:r>
-        <w:t xml:space="preserve">102 W. Va. 308,135 S.E. 1 (1926), Lockhartv.</w:t>
-      </w:r>
-      <w:r>
-        <w:t xml:space="preserve"> </w:t>
-      </w:r>
-      <w:r>
-        <w:t xml:space="preserve">United Fuel Gas Co., 105 W.Va. 69, 141 S.E. 521 (1928), and Kilcoyne</w:t>
+        <w:t xml:space="preserve">102 W. Va. 308,135 S.E. 1 (1926), Lockhartv. United Fuel Gas Co., 105 W.Va. 69, 141 S.E. 521 (1928), and Kilcoyne</w:t>
       </w:r>
       <w:r>
         <w:t xml:space="preserve"> </w:t>
@@ -5505,7 +5499,7 @@
         <w:pStyle w:val="BodyText"/>
       </w:pPr>
       <w:r>
-        <w:t xml:space="preserve">In Section B., Respondent cites to specific cases to support its argument that the “construction [of the Severin Deed]. .. vested ½ of the mineral estate in F.W. Severin …. “2 (Respondent Br. at 15). However, Respondent’s cited cases do not stand for the proposition that “one sixteenth” in the Severin Deed should be interpreted to mean one-half.</w:t>
+        <w:t xml:space="preserve">In Section B., Respondent cites to specific cases to support its argument that the “construction [of the Severin Deed]. ⁠.. vested ½ of the mineral estate in F.W. Severin …. “2 (Respondent Br. at 15). However, Respondent’s cited cases do not stand for the proposition that “one sixteenth” in the Severin Deed should be interpreted to mean one-half.</w:t>
       </w:r>
     </w:p>
     <w:p>
@@ -5847,7 +5841,7 @@
         <w:t xml:space="preserve"> </w:t>
       </w:r>
       <w:r>
-        <w:t xml:space="preserve">was what an oil and gas company was required to pay to an owner after an oil and gas lease was executed on the property and another deed with completely different language (a grant of “one sixteenth of all the oil. .. and one-half of all gas royalties …. “) had been executed. Paxton’s</w:t>
+        <w:t xml:space="preserve">was what an oil and gas company was required to pay to an owner after an oil and gas lease was executed on the property and another deed with completely different language (a grant of “one sixteenth of all the oil. ⁠.. and one-half of all gas royalties …. “) had been executed. Paxton’s</w:t>
       </w:r>
       <w:r>
         <w:t xml:space="preserve"> </w:t>
@@ -6113,7 +6107,7 @@
         <w:pStyle w:val="BodyText"/>
       </w:pPr>
       <w:r>
-        <w:t xml:space="preserve">an undivided 1/16 interest in and to all of the oil, gas, and other minerals . . . . If such land</w:t>
+        <w:t xml:space="preserve">an undivided 1/16 interest in and to all of the oil, gas, and other minerals ⁠. ⁠. ⁠. ⁠. If such land</w:t>
       </w:r>
     </w:p>
     <w:p>
@@ -6129,7 +6123,7 @@
         <w:pStyle w:val="BodyText"/>
       </w:pPr>
       <w:r>
-        <w:t xml:space="preserve">. . . shall have an undivided 1/2 interest in the Royalties, Rentals, and Proceeds therefrom,</w:t>
+        <w:t xml:space="preserve">. ⁠. ⁠. shall have an undivided 1/2 interest in the Royalties, Rentals, and Proceeds therefrom,</w:t>
       </w:r>
     </w:p>
     <w:p>
@@ -6137,7 +6131,7 @@
         <w:pStyle w:val="BodyText"/>
       </w:pPr>
       <w:r>
-        <w:t xml:space="preserve">or whatsoever nature … . Id at 118. (emphasis added).</w:t>
+        <w:t xml:space="preserve">or whatsoever nature … ⁠. Id at 118. (emphasis added).</w:t>
       </w:r>
     </w:p>
     <w:p>
@@ -9231,6 +9225,7 @@
     <w:unhideWhenUsed/>
     <w:qFormat/>
     <w:pPr>
+      <w:keepLines/>
       <w:spacing w:before="0" w:after="140" w:line="276" w:lineRule="exact"/>
     </w:pPr>
     <w:rPr>
@@ -9481,6 +9476,33 @@
     <w:pPr>
       <w:spacing w:before="0" w:after="0" w:line="276" w:lineRule="exact"/>
       <w:ind w:left="2160" w:hanging="720"/>
+    </w:pPr>
+  </w:style>
+  <w:style w:type="paragraph" w:customStyle="1" w:styleId="XdQuoteList1">
+    <w:name w:val="Xd Quote List 1"/>
+    <w:basedOn w:val="Normal"/>
+    <w:qFormat/>
+    <w:pPr>
+      <w:spacing w:before="0" w:after="0" w:line="276" w:lineRule="exact"/>
+      <w:ind w:left="1440" w:right="720" w:hanging="720"/>
+    </w:pPr>
+  </w:style>
+  <w:style w:type="paragraph" w:customStyle="1" w:styleId="XdQuoteList2">
+    <w:name w:val="Xd Quote List 2"/>
+    <w:basedOn w:val="Normal"/>
+    <w:qFormat/>
+    <w:pPr>
+      <w:spacing w:before="0" w:after="0" w:line="276" w:lineRule="exact"/>
+      <w:ind w:left="2160" w:right="720" w:hanging="720"/>
+    </w:pPr>
+  </w:style>
+  <w:style w:type="paragraph" w:customStyle="1" w:styleId="XdQuoteList3">
+    <w:name w:val="Xd Quote List 3"/>
+    <w:basedOn w:val="Normal"/>
+    <w:qFormat/>
+    <w:pPr>
+      <w:spacing w:before="0" w:after="0" w:line="276" w:lineRule="exact"/>
+      <w:ind w:left="2880" w:right="720" w:hanging="720"/>
     </w:pPr>
   </w:style>
   <w:style w:type="paragraph" w:customStyle="1" w:styleId="SourceCode">

--- a/courts/fourth-circuit/west-virginia/state/intermediate-court-of-appeals/reply-brief/usage/OUTPUT-reply-brief.docx
+++ b/courts/fourth-circuit/west-virginia/state/intermediate-court-of-appeals/reply-brief/usage/OUTPUT-reply-brief.docx
@@ -1027,9 +1027,7 @@
                 <w:b/>
                 <w:bCs/>
               </w:rPr>
-              <w:t xml:space="preserve">22-ICA</w:t>
-              <w:noBreakHyphen/>
-              <w:t xml:space="preserve">207</w:t>
+              <w:t xml:space="preserve">22-ICA-⁠207</w:t>
             </w:r>
           </w:p>
         </w:tc>
@@ -1320,9 +1318,7 @@
         <w:t xml:space="preserve"> </w:t>
       </w:r>
       <w:r>
-        <w:t xml:space="preserve">943</w:t>
-        <w:noBreakHyphen/>
-        <w:t xml:space="preserve">7933</w:t>
+        <w:t xml:space="preserve">943-⁠7933</w:t>
       </w:r>
     </w:p>
     <w:p>
@@ -1344,9 +1340,7 @@
         <w:t xml:space="preserve"> </w:t>
       </w:r>
       <w:r>
-        <w:t xml:space="preserve">212</w:t>
-        <w:noBreakHyphen/>
-        <w:t xml:space="preserve">5825</w:t>
+        <w:t xml:space="preserve">212-⁠5825</w:t>
       </w:r>
     </w:p>
     <w:p>
@@ -4297,7 +4291,7 @@
         <w:tab/>
       </w:r>
       <w:r>
-        <w:t xml:space="preserve">7, 12</w:t>
+        <w:t xml:space="preserve">7, 13</w:t>
       </w:r>
     </w:p>
     <w:p>
@@ -4729,11 +4723,7 @@
         <w:t xml:space="preserve"> </w:t>
       </w:r>
       <w:r>
-        <w:t xml:space="preserve">11</w:t>
-        <w:noBreakHyphen/>
-        <w:t xml:space="preserve">4</w:t>
-        <w:noBreakHyphen/>
-        <w:t xml:space="preserve">9</w:t>
+        <w:t xml:space="preserve">11-⁠4-⁠9</w:t>
       </w:r>
       <w:r>
         <w:t xml:space="preserve">   </w:t>
@@ -4779,11 +4769,7 @@
         <w:t xml:space="preserve"> </w:t>
       </w:r>
       <w:r>
-        <w:t xml:space="preserve">55</w:t>
-        <w:noBreakHyphen/>
-        <w:t xml:space="preserve">13</w:t>
-        <w:noBreakHyphen/>
-        <w:t xml:space="preserve">1</w:t>
+        <w:t xml:space="preserve">55-⁠13-⁠1</w:t>
       </w:r>
       <w:r>
         <w:t xml:space="preserve"> </w:t>
@@ -5233,13 +5219,7 @@
         <w:t xml:space="preserve"> </w:t>
       </w:r>
       <w:r>
-        <w:t xml:space="preserve">v. Courtney, 56 S.E. 888, 61 W. Va. 538 (1907), which was discussed at length in Petitioners’ Brief, the Court was asked to analyze a grant of “the 1</w:t>
-      </w:r>
-      <w:r>
-        <w:noBreakHyphen/>
-      </w:r>
-      <w:r>
-        <w:t xml:space="preserve">16 one sixteenth part of all the oil and gas in and under. … ” Id. at 916. Toothman</w:t>
+        <w:t xml:space="preserve">v. Courtney, 56 S.E. 888, 61 W. Va. 538 (1907), which was discussed at length in Petitioners’ Brief, the Court was asked to analyze a grant of “the 1-⁠16 one sixteenth part of all the oil and gas in and under. … ” Id. at 916. Toothman</w:t>
       </w:r>
       <w:r>
         <w:t xml:space="preserve"> </w:t>
@@ -5793,13 +5773,7 @@
         <w:t xml:space="preserve"> </w:t>
       </w:r>
       <w:r>
-        <w:t xml:space="preserve">v. Southern Oil Co., 56 S.E. 888, 61 W.Va. 538 (1907), the Court ruled that an 1899 deed that granted a “one-sixteenth of all the oil and gas within and underlying” the property conveyed “one-sixteenth of the oil and gas.” Id. at 540. In 1899, the grant of“one-sixteenth of the oil and gas” did not convey one-half. 4 3 As its evidence of the alleged “custom” of using one-sixteenth in deeds in the early 1900’s, Respondent cited to specific land book entries, as well as an expert witness disclosure that was filed in the Circuit Court for the present matter. Neither of these prove any “custom” regarding the use of “one sixteenth” in a deed. 4On Page 11</w:t>
-      </w:r>
-      <w:r>
-        <w:noBreakHyphen/>
-      </w:r>
-      <w:r>
-        <w:t xml:space="preserve">12 of the Respondent Brief, Respondent attempts to characterize Petitioners’ analysis of Kilcoyne</w:t>
+        <w:t xml:space="preserve">v. Southern Oil Co., 56 S.E. 888, 61 W.Va. 538 (1907), the Court ruled that an 1899 deed that granted a “one-sixteenth of all the oil and gas within and underlying” the property conveyed “one-sixteenth of the oil and gas.” Id. at 540. In 1899, the grant of“one-sixteenth of the oil and gas” did not convey one-half. 4 3 As its evidence of the alleged “custom” of using one-sixteenth in deeds in the early 1900’s, Respondent cited to specific land book entries, as well as an expert witness disclosure that was filed in the Circuit Court for the present matter. Neither of these prove any “custom” regarding the use of “one sixteenth” in a deed. 4On Page 11-⁠12 of the Respondent Brief, Respondent attempts to characterize Petitioners’ analysis of Kilcoyne</w:t>
       </w:r>
       <w:r>
         <w:t xml:space="preserve"> </w:t>
@@ -6087,13 +6061,7 @@
         <w:pStyle w:val="BodyText"/>
       </w:pPr>
       <w:r>
-        <w:t xml:space="preserve">are entirely distinguishable from the Severin Deed, and are not persuasive. The Respondent argued that specific foreign cases support a reservation of one-sixteenth of the oil and gas reserves one-half of the oil and gas. (Respondent Br. at 17</w:t>
-      </w:r>
-      <w:r>
-        <w:noBreakHyphen/>
-      </w:r>
-      <w:r>
-        <w:t xml:space="preserve">20). Notwithstanding the fact that the cases referenced are out of jurisdiction decisions and not binding on this Court, these specific cases do not support Respondent’s interpretation of the Severin Deed. The cases cited merely set forth the form of judicial construction employed by Kansas and Texas for an ambiguous provision. First, in Heyen</w:t>
+        <w:t xml:space="preserve">are entirely distinguishable from the Severin Deed, and are not persuasive. The Respondent argued that specific foreign cases support a reservation of one-sixteenth of the oil and gas reserves one-half of the oil and gas. (Respondent Br. at 17-⁠20). Notwithstanding the fact that the cases referenced are out of jurisdiction decisions and not binding on this Court, these specific cases do not support Respondent’s interpretation of the Severin Deed. The cases cited merely set forth the form of judicial construction employed by Kansas and Texas for an ambiguous provision. First, in Heyen</w:t>
       </w:r>
       <w:r>
         <w:t xml:space="preserve"> </w:t>
@@ -6395,31 +6363,13 @@
         <w:pStyle w:val="BodyText"/>
       </w:pPr>
       <w:r>
-        <w:t xml:space="preserve">Notwithstanding this, Respondent cites to only one piece of extrinsic evidence that is “dispositive as to the issue of ownership.” (Respondent Br. at 23). Respondent references specific land book entries as evidence to the parties’ intent. However, at no point during the proceedings in the Circuit Court, or even in Respondent’s Brief, was a proper foundation laid on these land book entries. First, it is unclear whether these assessments are even related to the Subject Property (the assessments cited are for “224 Acres,” and yet the Subject Property is for “117 acres”). Second, these assessments have no mention or reference to L.D. Nicholson, the grantee of the Severin Deed, or even the actual Severin Deed itself. The assessments provide no evidence as to the parties’ intent when the Severin Deed was executed. Third, the assessments cited by Respondent were from 1912</w:t>
-      </w:r>
-      <w:r>
-        <w:noBreakHyphen/>
-      </w:r>
-      <w:r>
-        <w:t xml:space="preserve">1925, ten years after the execution of the Severin Deed. Finally, it is unclear whether or not these assessments are even valid real property assessments. 6 Determining 6 During the period in which these specific land book entries were entered, F.W. Severin owned an undivided interest in some portion of the oil and gas within and underlying the Subject Property. In Caretta</w:t>
-      </w:r>
-      <w:r>
-        <w:t xml:space="preserve"> </w:t>
-      </w:r>
-      <w:r>
-        <w:t xml:space="preserve">Ry. Co. v. Fisher et. al, 74 W.Va. 115 (1914), the Court stated that “a tract of land owned by cotenants cannot lawfully be assessed to them separately by undivided interests, or separately …. ” This specific law was not overturned until 1933 by W.Va. Code Section 11</w:t>
-      </w:r>
-      <w:r>
-        <w:noBreakHyphen/>
-      </w:r>
-      <w:r>
-        <w:t xml:space="preserve">4</w:t>
-      </w:r>
-      <w:r>
-        <w:noBreakHyphen/>
-      </w:r>
-      <w:r>
-        <w:t xml:space="preserve">9,</w:t>
+        <w:t xml:space="preserve">Notwithstanding this, Respondent cites to only one piece of extrinsic evidence that is “dispositive as to the issue of ownership.” (Respondent Br. at 23). Respondent references specific land book entries as evidence to the parties’ intent. However, at no point during the proceedings in the Circuit Court, or even in Respondent’s Brief, was a proper foundation laid on these land book entries. First, it is unclear whether these assessments are even related to the Subject Property (the assessments cited are for “224 Acres,” and yet the Subject Property is for “117 acres”). Second, these assessments have no mention or reference to L.D. Nicholson, the grantee of the Severin Deed, or even the actual Severin Deed itself. The assessments provide no evidence as to the parties’ intent when the Severin Deed was executed. Third, the assessments cited by Respondent were from 1912-⁠1925, ten years after the execution of the Severin Deed. Finally, it is unclear whether or not these assessments are even valid real property assessments. 6 Determining 6 During the period in which these specific land book entries were entered, F.W. Severin owned an undivided interest in some portion of the oil and gas within and underlying the Subject Property. In Caretta</w:t>
+      </w:r>
+      <w:r>
+        <w:t xml:space="preserve"> </w:t>
+      </w:r>
+      <w:r>
+        <w:t xml:space="preserve">Ry. Co. v. Fisher et. al, 74 W.Va. 115 (1914), the Court stated that “a tract of land owned by cotenants cannot lawfully be assessed to them separately by undivided interests, or separately …. ” This specific law was not overturned until 1933 by W.Va. Code Section 11-⁠4-⁠9,</w:t>
       </w:r>
       <w:r>
         <w:t xml:space="preserve"> </w:t>
@@ -6463,19 +6413,7 @@
         <w:pStyle w:val="BodyTextNote"/>
       </w:pPr>
       <w:r>
-        <w:t xml:space="preserve">For the foregoing reasons as discussed herein, Petitioners respectfully request that this Honorable Court overrule the Order entered September 28, 2022, by the Circuit Court of Doddridge County, West Virginia, and pursuant to W.Va. Code 55</w:t>
-      </w:r>
-      <w:r>
-        <w:noBreakHyphen/>
-      </w:r>
-      <w:r>
-        <w:t xml:space="preserve">13</w:t>
-      </w:r>
-      <w:r>
-        <w:noBreakHyphen/>
-      </w:r>
-      <w:r>
-        <w:t xml:space="preserve">1</w:t>
+        <w:t xml:space="preserve">For the foregoing reasons as discussed herein, Petitioners respectfully request that this Honorable Court overrule the Order entered September 28, 2022, by the Circuit Court of Doddridge County, West Virginia, and pursuant to W.Va. Code 55-⁠13-⁠1</w:t>
       </w:r>
       <w:r>
         <w:t xml:space="preserve"> </w:t>
@@ -6842,9 +6780,7 @@
               <w:t xml:space="preserve"> </w:t>
             </w:r>
             <w:r>
-              <w:t xml:space="preserve">943</w:t>
-              <w:noBreakHyphen/>
-              <w:t xml:space="preserve">7933</w:t>
+              <w:t xml:space="preserve">943-⁠7933</w:t>
             </w:r>
           </w:p>
           <w:p>
@@ -6866,9 +6802,7 @@
               <w:t xml:space="preserve"> </w:t>
             </w:r>
             <w:r>
-              <w:t xml:space="preserve">212</w:t>
-              <w:noBreakHyphen/>
-              <w:t xml:space="preserve">5825</w:t>
+              <w:t xml:space="preserve">212-⁠5825</w:t>
             </w:r>
           </w:p>
           <w:p>
@@ -9226,7 +9160,7 @@
     <w:qFormat/>
     <w:pPr>
       <w:keepLines/>
-      <w:spacing w:before="0" w:after="140" w:line="276" w:lineRule="exact"/>
+      <w:spacing w:before="46" w:after="140" w:line="276" w:lineRule="exact"/>
     </w:pPr>
     <w:rPr>
       <w:sz w:val="24"/>
